--- a/doda RU.docx
+++ b/doda RU.docx
@@ -445,7 +445,7 @@
           <w:lang w:eastAsia="ru-RU"/>
         </w:rPr>
         <w:pict>
-          <v:rect id="_x0000_i1053" style="width:0;height:1.5pt" o:hralign="center" o:hrstd="t" o:hr="t" fillcolor="#a0a0a0" stroked="f"/>
+          <v:rect id="_x0000_i1025" style="width:0;height:1.5pt" o:hralign="center" o:hrstd="t" o:hr="t" fillcolor="#a0a0a0" stroked="f"/>
         </w:pict>
       </w:r>
     </w:p>
@@ -991,18 +991,17 @@
       <w:pPr>
         <w:spacing w:before="100" w:beforeAutospacing="1" w:after="100" w:afterAutospacing="1" w:line="240" w:lineRule="auto"/>
         <w:rPr>
-          <w:rFonts w:ascii="Times New Roman" w:eastAsia="Times New Roman" w:hAnsi="Times New Roman" w:cs="Times New Roman"/>
-          <w:b/>
-          <w:bCs/>
-          <w:sz w:val="24"/>
-          <w:szCs w:val="24"/>
-          <w:lang w:val="en-US" w:eastAsia="ru-RU"/>
-        </w:rPr>
-      </w:pPr>
-      <w:r>
-        <w:rPr>
-          <w:rFonts w:ascii="Times New Roman" w:eastAsia="Times New Roman" w:hAnsi="Times New Roman" w:cs="Times New Roman"/>
-          <w:b/>
+          <w:rStyle w:val="a5"/>
+          <w:rFonts w:ascii="Times New Roman" w:hAnsi="Times New Roman" w:cs="Times New Roman"/>
+          <w:bCs/>
+          <w:sz w:val="24"/>
+          <w:szCs w:val="24"/>
+          <w:lang w:val="en-US"/>
+        </w:rPr>
+      </w:pPr>
+      <w:r>
+        <w:rPr>
+          <w:rFonts w:ascii="Times New Roman" w:eastAsia="Times New Roman" w:hAnsi="Times New Roman" w:cs="Times New Roman"/>
           <w:bCs/>
           <w:sz w:val="24"/>
           <w:szCs w:val="24"/>
@@ -1014,60 +1013,79 @@
         <w:r>
           <w:rPr>
             <w:rStyle w:val="a5"/>
-            <w:rFonts w:ascii="Times New Roman" w:eastAsia="Times New Roman" w:hAnsi="Times New Roman" w:cs="Times New Roman"/>
-            <w:b/>
             <w:bCs/>
             <w:sz w:val="24"/>
             <w:szCs w:val="24"/>
-            <w:lang w:val="en-US" w:eastAsia="ru-RU"/>
+            <w:lang w:val="en-US"/>
           </w:rPr>
           <w:t>https://github.com/doda-developer/doda</w:t>
         </w:r>
       </w:hyperlink>
-      <w:r>
-        <w:rPr>
-          <w:rFonts w:ascii="Times New Roman" w:eastAsia="Times New Roman" w:hAnsi="Times New Roman" w:cs="Times New Roman"/>
-          <w:b/>
-          <w:bCs/>
-          <w:sz w:val="24"/>
-          <w:szCs w:val="24"/>
-          <w:lang w:val="en-US" w:eastAsia="ru-RU"/>
-        </w:rPr>
-        <w:t xml:space="preserve"> </w:t>
-      </w:r>
-    </w:p>
-    <w:p>
-      <w:pPr>
-        <w:spacing w:before="100" w:beforeAutospacing="1" w:after="100" w:afterAutospacing="1" w:line="240" w:lineRule="auto"/>
-        <w:rPr>
-          <w:rFonts w:ascii="Times New Roman" w:eastAsia="Times New Roman" w:hAnsi="Times New Roman" w:cs="Times New Roman"/>
-          <w:sz w:val="24"/>
-          <w:szCs w:val="24"/>
-          <w:lang w:val="en-US" w:eastAsia="ru-RU"/>
-        </w:rPr>
-      </w:pPr>
-      <w:r>
-        <w:rPr>
-          <w:rFonts w:ascii="Times New Roman" w:eastAsia="Times New Roman" w:hAnsi="Times New Roman" w:cs="Times New Roman"/>
-          <w:b/>
-          <w:bCs/>
-          <w:sz w:val="24"/>
-          <w:szCs w:val="24"/>
-          <w:lang w:eastAsia="ru-RU"/>
-        </w:rPr>
-        <w:t>Мобильный приложения</w:t>
-      </w:r>
-      <w:r>
-        <w:rPr>
-          <w:rFonts w:ascii="Times New Roman" w:eastAsia="Times New Roman" w:hAnsi="Times New Roman" w:cs="Times New Roman"/>
-          <w:b/>
-          <w:bCs/>
-          <w:sz w:val="24"/>
-          <w:szCs w:val="24"/>
-          <w:lang w:val="en-US" w:eastAsia="ru-RU"/>
+      <w:bookmarkStart w:id="0" w:name="_GoBack"/>
+      <w:bookmarkEnd w:id="0"/>
+    </w:p>
+    <w:p>
+      <w:pPr>
+        <w:spacing w:before="100" w:beforeAutospacing="1" w:after="100" w:afterAutospacing="1" w:line="240" w:lineRule="auto"/>
+        <w:rPr>
+          <w:rFonts w:eastAsia="Times New Roman"/>
+          <w:lang w:val="kk-KZ" w:eastAsia="ru-RU"/>
+        </w:rPr>
+      </w:pPr>
+      <w:r>
+        <w:rPr>
+          <w:rStyle w:val="a5"/>
+          <w:bCs/>
+          <w:color w:val="auto"/>
+          <w:sz w:val="24"/>
+          <w:szCs w:val="24"/>
+          <w:u w:val="none"/>
+          <w:lang w:val="en-US"/>
+        </w:rPr>
+        <w:t>Mobile</w:t>
+      </w:r>
+      <w:r>
+        <w:rPr>
+          <w:rStyle w:val="a5"/>
+          <w:b/>
+          <w:bCs/>
+          <w:color w:val="auto"/>
+          <w:sz w:val="24"/>
+          <w:szCs w:val="24"/>
+          <w:u w:val="none"/>
+          <w:lang w:val="en-US"/>
         </w:rPr>
         <w:t xml:space="preserve">: </w:t>
       </w:r>
+      <w:hyperlink w:history="1">
+        <w:r>
+          <w:rPr>
+            <w:rFonts w:ascii="Times New Roman" w:hAnsi="Times New Roman" w:cs="Times New Roman"/>
+            <w:b/>
+            <w:lang w:val="en-US"/>
+          </w:rPr>
+          <w:t xml:space="preserve"> </w:t>
+        </w:r>
+        <w:r>
+          <w:rPr>
+            <w:rFonts w:ascii="Times New Roman" w:hAnsi="Times New Roman" w:cs="Times New Roman"/>
+            <w:color w:val="2E74B5" w:themeColor="accent1" w:themeShade="BF"/>
+            <w:u w:val="single"/>
+            <w:lang w:val="en-US"/>
+          </w:rPr>
+          <w:t>https://github.com/doda-developer/doda-mobile</w:t>
+        </w:r>
+        <w:r>
+          <w:rPr>
+            <w:rFonts w:ascii="Times New Roman" w:eastAsia="Times New Roman" w:hAnsi="Times New Roman" w:cs="Times New Roman"/>
+            <w:color w:val="2E74B5" w:themeColor="accent1" w:themeShade="BF"/>
+            <w:sz w:val="24"/>
+            <w:szCs w:val="24"/>
+            <w:lang w:val="kk-KZ" w:eastAsia="ru-RU"/>
+          </w:rPr>
+          <w:t xml:space="preserve"> </w:t>
+        </w:r>
+      </w:hyperlink>
     </w:p>
     <w:p>
       <w:pPr>
@@ -1469,7 +1487,6 @@
         </w:rPr>
         <w:t xml:space="preserve"> </w:t>
       </w:r>
-      <w:bookmarkStart w:id="0" w:name="_GoBack"/>
       <w:r>
         <w:rPr>
           <w:rFonts w:ascii="Times New Roman" w:eastAsia="Times New Roman" w:hAnsi="Times New Roman" w:cs="Times New Roman"/>
@@ -1482,7 +1499,6 @@
         </w:rPr>
         <w:t>PostgreSQL</w:t>
       </w:r>
-      <w:bookmarkEnd w:id="0"/>
     </w:p>
     <w:p>
       <w:pPr>
@@ -1869,7 +1885,7 @@
           <w:lang w:eastAsia="ru-RU"/>
         </w:rPr>
         <w:pict>
-          <v:rect id="_x0000_i1038" style="width:0;height:1.5pt" o:hralign="center" o:hrstd="t" o:hr="t" fillcolor="#a0a0a0" stroked="f"/>
+          <v:rect id="_x0000_i1032" style="width:0;height:1.5pt" o:hralign="center" o:hrstd="t" o:hr="t" fillcolor="#a0a0a0" stroked="f"/>
         </w:pict>
       </w:r>
     </w:p>
@@ -1911,7 +1927,7 @@
           <w:lang w:eastAsia="ru-RU"/>
         </w:rPr>
         <w:pict>
-          <v:rect id="_x0000_i1039" style="width:0;height:1.5pt" o:hralign="center" o:hrstd="t" o:hr="t" fillcolor="#a0a0a0" stroked="f"/>
+          <v:rect id="_x0000_i1033" style="width:0;height:1.5pt" o:hralign="center" o:hrstd="t" o:hr="t" fillcolor="#a0a0a0" stroked="f"/>
         </w:pict>
       </w:r>
     </w:p>
@@ -1953,7 +1969,7 @@
           <w:lang w:eastAsia="ru-RU"/>
         </w:rPr>
         <w:pict>
-          <v:rect id="_x0000_i1040" style="width:0;height:1.5pt" o:hralign="center" o:hrstd="t" o:hr="t" fillcolor="#a0a0a0" stroked="f"/>
+          <v:rect id="_x0000_i1034" style="width:0;height:1.5pt" o:hralign="center" o:hrstd="t" o:hr="t" fillcolor="#a0a0a0" stroked="f"/>
         </w:pict>
       </w:r>
     </w:p>
@@ -2060,7 +2076,7 @@
           <w:lang w:eastAsia="ru-RU"/>
         </w:rPr>
         <w:pict>
-          <v:rect id="_x0000_i1041" style="width:0;height:1.5pt" o:hralign="center" o:hrstd="t" o:hr="t" fillcolor="#a0a0a0" stroked="f"/>
+          <v:rect id="_x0000_i1035" style="width:0;height:1.5pt" o:hralign="center" o:hrstd="t" o:hr="t" fillcolor="#a0a0a0" stroked="f"/>
         </w:pict>
       </w:r>
     </w:p>
@@ -2102,7 +2118,7 @@
           <w:lang w:eastAsia="ru-RU"/>
         </w:rPr>
         <w:pict>
-          <v:rect id="_x0000_i1042" style="width:0;height:1.5pt" o:hralign="center" o:hrstd="t" o:hr="t" fillcolor="#a0a0a0" stroked="f"/>
+          <v:rect id="_x0000_i1036" style="width:0;height:1.5pt" o:hralign="center" o:hrstd="t" o:hr="t" fillcolor="#a0a0a0" stroked="f"/>
         </w:pict>
       </w:r>
     </w:p>
@@ -2144,7 +2160,7 @@
           <w:lang w:eastAsia="ru-RU"/>
         </w:rPr>
         <w:pict>
-          <v:rect id="_x0000_i1043" style="width:0;height:1.5pt" o:hralign="center" o:hrstd="t" o:hr="t" fillcolor="#a0a0a0" stroked="f"/>
+          <v:rect id="_x0000_i1037" style="width:0;height:1.5pt" o:hralign="center" o:hrstd="t" o:hr="t" fillcolor="#a0a0a0" stroked="f"/>
         </w:pict>
       </w:r>
     </w:p>
